--- a/summary.docx
+++ b/summary.docx
@@ -2820,7 +2820,177 @@
           </w:p>
         </w:tc>
       </w:tr>
+      <w:tr>
+        <w:tc>
+          <w:tcPr>
+            <w:tcW w:w="3794" w:type="dxa"/>
+          </w:tcPr>
+          <w:p>
+            <w:pPr>
+              <w:rPr>
+                <w:rFonts w:asciiTheme="minorBidi" w:hAnsiTheme="minorBidi"/>
+                <w:sz w:val="24"/>
+                <w:szCs w:val="24"/>
+              </w:rPr>
+            </w:pPr>
+            <w:r>
+              <w:rPr>
+                <w:rFonts w:asciiTheme="minorBidi" w:hAnsiTheme="minorBidi"/>
+                <w:sz w:val="24"/>
+                <w:szCs w:val="24"/>
+              </w:rPr>
+              <w:t>employee table structure:</w:t>
+            </w:r>
+          </w:p>
+        </w:tc>
+        <w:tc>
+          <w:tcPr>
+            <w:tcW w:w="5782" w:type="dxa"/>
+          </w:tcPr>
+          <w:p>
+            <w:pPr>
+              <w:rPr>
+                <w:rFonts w:asciiTheme="minorBidi" w:hAnsiTheme="minorBidi"/>
+                <w:sz w:val="24"/>
+                <w:szCs w:val="24"/>
+              </w:rPr>
+            </w:pPr>
+          </w:p>
+        </w:tc>
+      </w:tr>
+      <w:tr>
+        <w:tc>
+          <w:tcPr>
+            <w:tcW w:w="9576" w:type="dxa"/>
+            <w:gridSpan w:val="2"/>
+          </w:tcPr>
+          <w:p>
+            <w:pPr>
+              <w:rPr>
+                <w:rFonts w:asciiTheme="minorBidi" w:hAnsiTheme="minorBidi"/>
+                <w:sz w:val="24"/>
+                <w:szCs w:val="24"/>
+              </w:rPr>
+            </w:pPr>
+            <w:r>
+              <w:rPr>
+                <w:rFonts w:asciiTheme="minorBidi" w:hAnsiTheme="minorBidi"/>
+                <w:sz w:val="24"/>
+                <w:szCs w:val="24"/>
+              </w:rPr>
+              <w:t>CREATE TABLE `employee` (</w:t>
+            </w:r>
+            <w:r>
+              <w:rPr>
+                <w:rFonts w:asciiTheme="minorBidi" w:hAnsiTheme="minorBidi"/>
+                <w:sz w:val="24"/>
+                <w:szCs w:val="24"/>
+              </w:rPr>
+              <w:br/>
+              <w:t> `id` int(11) NOT NULL AUTO_INCREMENT,</w:t>
+            </w:r>
+            <w:r>
+              <w:rPr>
+                <w:rFonts w:asciiTheme="minorBidi" w:hAnsiTheme="minorBidi"/>
+                <w:sz w:val="24"/>
+                <w:szCs w:val="24"/>
+              </w:rPr>
+              <w:br/>
+              <w:t> `emp_name` varchar(100) NOT NULL,</w:t>
+            </w:r>
+            <w:r>
+              <w:rPr>
+                <w:rFonts w:asciiTheme="minorBidi" w:hAnsiTheme="minorBidi"/>
+                <w:sz w:val="24"/>
+                <w:szCs w:val="24"/>
+              </w:rPr>
+              <w:br/>
+              <w:t> `emp_code` varchar(20) NOT NULL,</w:t>
+            </w:r>
+            <w:r>
+              <w:rPr>
+                <w:rFonts w:asciiTheme="minorBidi" w:hAnsiTheme="minorBidi"/>
+                <w:sz w:val="24"/>
+                <w:szCs w:val="24"/>
+              </w:rPr>
+              <w:br/>
+              <w:t> `emp_email` varchar(100) NOT NULL,</w:t>
+            </w:r>
+            <w:r>
+              <w:rPr>
+                <w:rFonts w:asciiTheme="minorBidi" w:hAnsiTheme="minorBidi"/>
+                <w:sz w:val="24"/>
+                <w:szCs w:val="24"/>
+              </w:rPr>
+              <w:br/>
+              <w:t> `emp_phone` varchar(20) NOT NULL,</w:t>
+            </w:r>
+            <w:r>
+              <w:rPr>
+                <w:rFonts w:asciiTheme="minorBidi" w:hAnsiTheme="minorBidi"/>
+                <w:sz w:val="24"/>
+                <w:szCs w:val="24"/>
+              </w:rPr>
+              <w:br/>
+              <w:t> `emp_address` varchar(255) NOT NULL,</w:t>
+            </w:r>
+            <w:r>
+              <w:rPr>
+                <w:rFonts w:asciiTheme="minorBidi" w:hAnsiTheme="minorBidi"/>
+                <w:sz w:val="24"/>
+                <w:szCs w:val="24"/>
+              </w:rPr>
+              <w:br/>
+              <w:t> `emp_designation` varchar(100) NOT NULL,</w:t>
+            </w:r>
+            <w:r>
+              <w:rPr>
+                <w:rFonts w:asciiTheme="minorBidi" w:hAnsiTheme="minorBidi"/>
+                <w:sz w:val="24"/>
+                <w:szCs w:val="24"/>
+              </w:rPr>
+              <w:br/>
+              <w:t> `emp_joining_date` date NOT NULL,</w:t>
+            </w:r>
+            <w:r>
+              <w:rPr>
+                <w:rFonts w:asciiTheme="minorBidi" w:hAnsiTheme="minorBidi"/>
+                <w:sz w:val="24"/>
+                <w:szCs w:val="24"/>
+              </w:rPr>
+              <w:br/>
+            </w:r>
+            <w:r>
+              <w:rPr>
+                <w:rFonts w:asciiTheme="minorBidi" w:hAnsiTheme="minorBidi"/>
+                <w:sz w:val="24"/>
+                <w:szCs w:val="24"/>
+              </w:rPr>
+              <w:lastRenderedPageBreak/>
+              <w:t> PRIMARY KEY (`id`)</w:t>
+            </w:r>
+            <w:r>
+              <w:rPr>
+                <w:rFonts w:asciiTheme="minorBidi" w:hAnsiTheme="minorBidi"/>
+                <w:sz w:val="24"/>
+                <w:szCs w:val="24"/>
+              </w:rPr>
+              <w:br/>
+              <w:t>) ENGINE=MyISAM AUTO_INCREMENT=15 DEFAULT CHARSET=latin1</w:t>
+            </w:r>
+          </w:p>
+        </w:tc>
+      </w:tr>
     </w:tbl>
+    <w:p>
+      <w:pPr>
+        <w:rPr>
+          <w:rFonts w:asciiTheme="minorBidi" w:hAnsiTheme="minorBidi"/>
+          <w:sz w:val="24"/>
+          <w:szCs w:val="24"/>
+        </w:rPr>
+      </w:pPr>
+    </w:p>
     <w:p>
       <w:pPr>
         <w:rPr>
